--- a/Pyproj/Python.docx
+++ b/Pyproj/Python.docx
@@ -139,13 +139,13 @@
                                           <pic:cNvPicPr/>
                                         </pic:nvPicPr>
                                         <pic:blipFill>
-                                          <a:blip r:embed="rId5">
+                                          <a:blip r:embed="rId6">
                                             <a:extLst>
                                               <a:ext uri="{28A0092B-C50C-407E-A947-70E740481C1C}">
                                                 <a14:useLocalDpi xmlns:a14="http://schemas.microsoft.com/office/drawing/2010/main" val="0"/>
                                               </a:ext>
                                               <a:ext uri="{837473B0-CC2E-450A-ABE3-18F120FF3D39}">
-                                                <a1611:picAttrSrcUrl xmlns:a1611="http://schemas.microsoft.com/office/drawing/2016/11/main" r:id="rId6"/>
+                                                <a1611:picAttrSrcUrl xmlns:a1611="http://schemas.microsoft.com/office/drawing/2016/11/main" r:id="rId7"/>
                                               </a:ext>
                                             </a:extLst>
                                           </a:blip>
@@ -285,13 +285,13 @@
                                     <pic:cNvPicPr/>
                                   </pic:nvPicPr>
                                   <pic:blipFill>
-                                    <a:blip r:embed="rId5">
+                                    <a:blip r:embed="rId6">
                                       <a:extLst>
                                         <a:ext uri="{28A0092B-C50C-407E-A947-70E740481C1C}">
                                           <a14:useLocalDpi xmlns:a14="http://schemas.microsoft.com/office/drawing/2010/main" val="0"/>
                                         </a:ext>
                                         <a:ext uri="{837473B0-CC2E-450A-ABE3-18F120FF3D39}">
-                                          <a1611:picAttrSrcUrl xmlns:a1611="http://schemas.microsoft.com/office/drawing/2016/11/main" r:id="rId6"/>
+                                          <a1611:picAttrSrcUrl xmlns:a1611="http://schemas.microsoft.com/office/drawing/2016/11/main" r:id="rId7"/>
                                         </a:ext>
                                       </a:extLst>
                                     </a:blip>
@@ -4707,6 +4707,723 @@
           </w14:props3d>
         </w:rPr>
         <w:lastRenderedPageBreak/>
+        <w:t>PYTHON O</w:t>
+      </w:r>
+      <w:r>
+        <w:rPr>
+          <w:rFonts w:ascii="Times New Roman" w:hAnsi="Times New Roman" w:cs="Times New Roman"/>
+          <w:b/>
+          <w:color w:val="0F9ED5" w:themeColor="accent4"/>
+          <w:sz w:val="30"/>
+          <w:szCs w:val="30"/>
+          <w:u w:val="single"/>
+          <w14:textOutline w14:w="0" w14:cap="flat" w14:cmpd="sng" w14:algn="ctr">
+            <w14:noFill/>
+            <w14:prstDash w14:val="solid"/>
+            <w14:round/>
+          </w14:textOutline>
+          <w14:props3d w14:extrusionH="57150" w14:contourW="0" w14:prstMaterial="softEdge">
+            <w14:bevelT w14:w="25400" w14:h="38100" w14:prst="circle"/>
+          </w14:props3d>
+        </w:rPr>
+        <w:t>perators</w:t>
+      </w:r>
+      <w:r>
+        <w:rPr>
+          <w:rFonts w:ascii="Times New Roman" w:hAnsi="Times New Roman" w:cs="Times New Roman"/>
+          <w:b/>
+          <w:color w:val="0F9ED5" w:themeColor="accent4"/>
+          <w:sz w:val="30"/>
+          <w:szCs w:val="30"/>
+          <w:u w:val="single"/>
+          <w14:textOutline w14:w="0" w14:cap="flat" w14:cmpd="sng" w14:algn="ctr">
+            <w14:noFill/>
+            <w14:prstDash w14:val="solid"/>
+            <w14:round/>
+          </w14:textOutline>
+          <w14:props3d w14:extrusionH="57150" w14:contourW="0" w14:prstMaterial="softEdge">
+            <w14:bevelT w14:w="25400" w14:h="38100" w14:prst="circle"/>
+          </w14:props3d>
+        </w:rPr>
+        <w:t>: -</w:t>
+      </w:r>
+    </w:p>
+    <w:p>
+      <w:pPr>
+        <w:rPr>
+          <w:rFonts w:ascii="Times New Roman" w:hAnsi="Times New Roman" w:cs="Times New Roman"/>
+          <w:bCs/>
+          <w14:textOutline w14:w="0" w14:cap="flat" w14:cmpd="sng" w14:algn="ctr">
+            <w14:noFill/>
+            <w14:prstDash w14:val="solid"/>
+            <w14:round/>
+          </w14:textOutline>
+          <w14:props3d w14:extrusionH="57150" w14:contourW="0" w14:prstMaterial="softEdge">
+            <w14:bevelT w14:w="25400" w14:h="38100" w14:prst="circle"/>
+          </w14:props3d>
+        </w:rPr>
+      </w:pPr>
+      <w:r>
+        <w:rPr>
+          <w:rFonts w:ascii="Times New Roman" w:hAnsi="Times New Roman" w:cs="Times New Roman"/>
+          <w:bCs/>
+          <w14:textOutline w14:w="0" w14:cap="flat" w14:cmpd="sng" w14:algn="ctr">
+            <w14:noFill/>
+            <w14:prstDash w14:val="solid"/>
+            <w14:round/>
+          </w14:textOutline>
+          <w14:props3d w14:extrusionH="57150" w14:contourW="0" w14:prstMaterial="softEdge">
+            <w14:bevelT w14:w="25400" w14:h="38100" w14:prst="circle"/>
+          </w14:props3d>
+        </w:rPr>
+        <w:t>Python Operators are special symbols used to perform specific operations on one or more operands.</w:t>
+      </w:r>
+    </w:p>
+    <w:p>
+      <w:pPr>
+        <w:rPr>
+          <w:rFonts w:ascii="Times New Roman" w:hAnsi="Times New Roman" w:cs="Times New Roman"/>
+          <w:bCs/>
+          <w14:textOutline w14:w="0" w14:cap="flat" w14:cmpd="sng" w14:algn="ctr">
+            <w14:noFill/>
+            <w14:prstDash w14:val="solid"/>
+            <w14:round/>
+          </w14:textOutline>
+          <w14:props3d w14:extrusionH="57150" w14:contourW="0" w14:prstMaterial="softEdge">
+            <w14:bevelT w14:w="25400" w14:h="38100" w14:prst="circle"/>
+          </w14:props3d>
+        </w:rPr>
+      </w:pPr>
+      <w:r>
+        <w:rPr>
+          <w:rFonts w:ascii="Times New Roman" w:hAnsi="Times New Roman" w:cs="Times New Roman"/>
+          <w:bCs/>
+          <w14:textOutline w14:w="0" w14:cap="flat" w14:cmpd="sng" w14:algn="ctr">
+            <w14:noFill/>
+            <w14:prstDash w14:val="solid"/>
+            <w14:round/>
+          </w14:textOutline>
+          <w14:props3d w14:extrusionH="57150" w14:contourW="0" w14:prstMaterial="softEdge">
+            <w14:bevelT w14:w="25400" w14:h="38100" w14:prst="circle"/>
+          </w14:props3d>
+        </w:rPr>
+        <w:t>#Types of</w:t>
+      </w:r>
+      <w:r>
+        <w:rPr>
+          <w:rFonts w:ascii="Times New Roman" w:hAnsi="Times New Roman" w:cs="Times New Roman"/>
+          <w:bCs/>
+          <w14:textOutline w14:w="0" w14:cap="flat" w14:cmpd="sng" w14:algn="ctr">
+            <w14:noFill/>
+            <w14:prstDash w14:val="solid"/>
+            <w14:round/>
+          </w14:textOutline>
+          <w14:props3d w14:extrusionH="57150" w14:contourW="0" w14:prstMaterial="softEdge">
+            <w14:bevelT w14:w="25400" w14:h="38100" w14:prst="circle"/>
+          </w14:props3d>
+        </w:rPr>
+        <w:t xml:space="preserve"> Python Operators:</w:t>
+      </w:r>
+    </w:p>
+    <w:p>
+      <w:pPr>
+        <w:pStyle w:val="ListParagraph"/>
+        <w:numPr>
+          <w:ilvl w:val="0"/>
+          <w:numId w:val="20"/>
+        </w:numPr>
+        <w:rPr>
+          <w:rFonts w:ascii="Times New Roman" w:hAnsi="Times New Roman" w:cs="Times New Roman"/>
+          <w:bCs/>
+          <w14:textOutline w14:w="0" w14:cap="flat" w14:cmpd="sng" w14:algn="ctr">
+            <w14:noFill/>
+            <w14:prstDash w14:val="solid"/>
+            <w14:round/>
+          </w14:textOutline>
+          <w14:props3d w14:extrusionH="57150" w14:contourW="0" w14:prstMaterial="softEdge">
+            <w14:bevelT w14:w="25400" w14:h="38100" w14:prst="circle"/>
+          </w14:props3d>
+        </w:rPr>
+      </w:pPr>
+      <w:r>
+        <w:rPr>
+          <w:rFonts w:ascii="Times New Roman" w:hAnsi="Times New Roman" w:cs="Times New Roman"/>
+          <w:bCs/>
+          <w14:textOutline w14:w="0" w14:cap="flat" w14:cmpd="sng" w14:algn="ctr">
+            <w14:noFill/>
+            <w14:prstDash w14:val="solid"/>
+            <w14:round/>
+          </w14:textOutline>
+          <w14:props3d w14:extrusionH="57150" w14:contourW="0" w14:prstMaterial="softEdge">
+            <w14:bevelT w14:w="25400" w14:h="38100" w14:prst="circle"/>
+          </w14:props3d>
+        </w:rPr>
+        <w:t>Arithmetic Operators</w:t>
+      </w:r>
+    </w:p>
+    <w:p>
+      <w:pPr>
+        <w:pStyle w:val="ListParagraph"/>
+        <w:rPr>
+          <w:rFonts w:ascii="Times New Roman" w:hAnsi="Times New Roman" w:cs="Times New Roman"/>
+          <w:bCs/>
+          <w14:textOutline w14:w="0" w14:cap="flat" w14:cmpd="sng" w14:algn="ctr">
+            <w14:noFill/>
+            <w14:prstDash w14:val="solid"/>
+            <w14:round/>
+          </w14:textOutline>
+          <w14:props3d w14:extrusionH="57150" w14:contourW="0" w14:prstMaterial="softEdge">
+            <w14:bevelT w14:w="25400" w14:h="38100" w14:prst="circle"/>
+          </w14:props3d>
+        </w:rPr>
+      </w:pPr>
+      <w:r>
+        <w:rPr>
+          <w:rFonts w:ascii="Times New Roman" w:hAnsi="Times New Roman" w:cs="Times New Roman"/>
+          <w:bCs/>
+          <w14:textOutline w14:w="0" w14:cap="flat" w14:cmpd="sng" w14:algn="ctr">
+            <w14:noFill/>
+            <w14:prstDash w14:val="solid"/>
+            <w14:round/>
+          </w14:textOutline>
+          <w14:props3d w14:extrusionH="57150" w14:contourW="0" w14:prstMaterial="softEdge">
+            <w14:bevelT w14:w="25400" w14:h="38100" w14:prst="circle"/>
+          </w14:props3d>
+        </w:rPr>
+        <w:t>+</w:t>
+      </w:r>
+      <w:r>
+        <w:rPr>
+          <w:rFonts w:ascii="Times New Roman" w:hAnsi="Times New Roman" w:cs="Times New Roman"/>
+          <w:bCs/>
+          <w14:textOutline w14:w="0" w14:cap="flat" w14:cmpd="sng" w14:algn="ctr">
+            <w14:noFill/>
+            <w14:prstDash w14:val="solid"/>
+            <w14:round/>
+          </w14:textOutline>
+          <w14:props3d w14:extrusionH="57150" w14:contourW="0" w14:prstMaterial="softEdge">
+            <w14:bevelT w14:w="25400" w14:h="38100" w14:prst="circle"/>
+          </w14:props3d>
+        </w:rPr>
+        <w:tab/>
+        <w:t>Addition</w:t>
+      </w:r>
+      <w:r>
+        <w:rPr>
+          <w:rFonts w:ascii="Times New Roman" w:hAnsi="Times New Roman" w:cs="Times New Roman"/>
+          <w:bCs/>
+          <w14:textOutline w14:w="0" w14:cap="flat" w14:cmpd="sng" w14:algn="ctr">
+            <w14:noFill/>
+            <w14:prstDash w14:val="solid"/>
+            <w14:round/>
+          </w14:textOutline>
+          <w14:props3d w14:extrusionH="57150" w14:contourW="0" w14:prstMaterial="softEdge">
+            <w14:bevelT w14:w="25400" w14:h="38100" w14:prst="circle"/>
+          </w14:props3d>
+        </w:rPr>
+        <w:tab/>
+      </w:r>
+      <w:r>
+        <w:rPr>
+          <w:rFonts w:ascii="Times New Roman" w:hAnsi="Times New Roman" w:cs="Times New Roman"/>
+          <w:bCs/>
+          <w14:textOutline w14:w="0" w14:cap="flat" w14:cmpd="sng" w14:algn="ctr">
+            <w14:noFill/>
+            <w14:prstDash w14:val="solid"/>
+            <w14:round/>
+          </w14:textOutline>
+          <w14:props3d w14:extrusionH="57150" w14:contourW="0" w14:prstMaterial="softEdge">
+            <w14:bevelT w14:w="25400" w14:h="38100" w14:prst="circle"/>
+          </w14:props3d>
+        </w:rPr>
+        <w:t>a+b</w:t>
+      </w:r>
+    </w:p>
+    <w:p>
+      <w:pPr>
+        <w:pStyle w:val="ListParagraph"/>
+        <w:rPr>
+          <w:rFonts w:ascii="Times New Roman" w:hAnsi="Times New Roman" w:cs="Times New Roman"/>
+          <w:bCs/>
+          <w14:textOutline w14:w="0" w14:cap="flat" w14:cmpd="sng" w14:algn="ctr">
+            <w14:noFill/>
+            <w14:prstDash w14:val="solid"/>
+            <w14:round/>
+          </w14:textOutline>
+          <w14:props3d w14:extrusionH="57150" w14:contourW="0" w14:prstMaterial="softEdge">
+            <w14:bevelT w14:w="25400" w14:h="38100" w14:prst="circle"/>
+          </w14:props3d>
+        </w:rPr>
+      </w:pPr>
+      <w:r>
+        <w:rPr>
+          <w:rFonts w:ascii="Times New Roman" w:hAnsi="Times New Roman" w:cs="Times New Roman"/>
+          <w:bCs/>
+          <w14:textOutline w14:w="0" w14:cap="flat" w14:cmpd="sng" w14:algn="ctr">
+            <w14:noFill/>
+            <w14:prstDash w14:val="solid"/>
+            <w14:round/>
+          </w14:textOutline>
+          <w14:props3d w14:extrusionH="57150" w14:contourW="0" w14:prstMaterial="softEdge">
+            <w14:bevelT w14:w="25400" w14:h="38100" w14:prst="circle"/>
+          </w14:props3d>
+        </w:rPr>
+        <w:t>-</w:t>
+      </w:r>
+      <w:r>
+        <w:rPr>
+          <w:rFonts w:ascii="Times New Roman" w:hAnsi="Times New Roman" w:cs="Times New Roman"/>
+          <w:bCs/>
+          <w14:textOutline w14:w="0" w14:cap="flat" w14:cmpd="sng" w14:algn="ctr">
+            <w14:noFill/>
+            <w14:prstDash w14:val="solid"/>
+            <w14:round/>
+          </w14:textOutline>
+          <w14:props3d w14:extrusionH="57150" w14:contourW="0" w14:prstMaterial="softEdge">
+            <w14:bevelT w14:w="25400" w14:h="38100" w14:prst="circle"/>
+          </w14:props3d>
+        </w:rPr>
+        <w:tab/>
+      </w:r>
+      <w:r>
+        <w:rPr>
+          <w:rFonts w:ascii="Times New Roman" w:hAnsi="Times New Roman" w:cs="Times New Roman"/>
+          <w:bCs/>
+          <w14:textOutline w14:w="0" w14:cap="flat" w14:cmpd="sng" w14:algn="ctr">
+            <w14:noFill/>
+            <w14:prstDash w14:val="solid"/>
+            <w14:round/>
+          </w14:textOutline>
+          <w14:props3d w14:extrusionH="57150" w14:contourW="0" w14:prstMaterial="softEdge">
+            <w14:bevelT w14:w="25400" w14:h="38100" w14:prst="circle"/>
+          </w14:props3d>
+        </w:rPr>
+        <w:t>Subtraction</w:t>
+      </w:r>
+      <w:r>
+        <w:rPr>
+          <w:rFonts w:ascii="Times New Roman" w:hAnsi="Times New Roman" w:cs="Times New Roman"/>
+          <w:bCs/>
+          <w14:textOutline w14:w="0" w14:cap="flat" w14:cmpd="sng" w14:algn="ctr">
+            <w14:noFill/>
+            <w14:prstDash w14:val="solid"/>
+            <w14:round/>
+          </w14:textOutline>
+          <w14:props3d w14:extrusionH="57150" w14:contourW="0" w14:prstMaterial="softEdge">
+            <w14:bevelT w14:w="25400" w14:h="38100" w14:prst="circle"/>
+          </w14:props3d>
+        </w:rPr>
+        <w:tab/>
+        <w:t>a-b</w:t>
+      </w:r>
+    </w:p>
+    <w:p>
+      <w:pPr>
+        <w:pStyle w:val="ListParagraph"/>
+        <w:rPr>
+          <w:rFonts w:ascii="Times New Roman" w:hAnsi="Times New Roman" w:cs="Times New Roman"/>
+          <w:bCs/>
+          <w14:textOutline w14:w="0" w14:cap="flat" w14:cmpd="sng" w14:algn="ctr">
+            <w14:noFill/>
+            <w14:prstDash w14:val="solid"/>
+            <w14:round/>
+          </w14:textOutline>
+          <w14:props3d w14:extrusionH="57150" w14:contourW="0" w14:prstMaterial="softEdge">
+            <w14:bevelT w14:w="25400" w14:h="38100" w14:prst="circle"/>
+          </w14:props3d>
+        </w:rPr>
+      </w:pPr>
+      <w:r>
+        <w:rPr>
+          <w:rFonts w:ascii="Times New Roman" w:hAnsi="Times New Roman" w:cs="Times New Roman"/>
+          <w:bCs/>
+          <w14:textOutline w14:w="0" w14:cap="flat" w14:cmpd="sng" w14:algn="ctr">
+            <w14:noFill/>
+            <w14:prstDash w14:val="solid"/>
+            <w14:round/>
+          </w14:textOutline>
+          <w14:props3d w14:extrusionH="57150" w14:contourW="0" w14:prstMaterial="softEdge">
+            <w14:bevelT w14:w="25400" w14:h="38100" w14:prst="circle"/>
+          </w14:props3d>
+        </w:rPr>
+        <w:t>*</w:t>
+      </w:r>
+      <w:r>
+        <w:rPr>
+          <w:rFonts w:ascii="Times New Roman" w:hAnsi="Times New Roman" w:cs="Times New Roman"/>
+          <w:bCs/>
+          <w14:textOutline w14:w="0" w14:cap="flat" w14:cmpd="sng" w14:algn="ctr">
+            <w14:noFill/>
+            <w14:prstDash w14:val="solid"/>
+            <w14:round/>
+          </w14:textOutline>
+          <w14:props3d w14:extrusionH="57150" w14:contourW="0" w14:prstMaterial="softEdge">
+            <w14:bevelT w14:w="25400" w14:h="38100" w14:prst="circle"/>
+          </w14:props3d>
+        </w:rPr>
+        <w:tab/>
+        <w:t>Multiplication</w:t>
+      </w:r>
+      <w:r>
+        <w:rPr>
+          <w:rFonts w:ascii="Times New Roman" w:hAnsi="Times New Roman" w:cs="Times New Roman"/>
+          <w:bCs/>
+          <w14:textOutline w14:w="0" w14:cap="flat" w14:cmpd="sng" w14:algn="ctr">
+            <w14:noFill/>
+            <w14:prstDash w14:val="solid"/>
+            <w14:round/>
+          </w14:textOutline>
+          <w14:props3d w14:extrusionH="57150" w14:contourW="0" w14:prstMaterial="softEdge">
+            <w14:bevelT w14:w="25400" w14:h="38100" w14:prst="circle"/>
+          </w14:props3d>
+        </w:rPr>
+        <w:tab/>
+        <w:t>a*b</w:t>
+      </w:r>
+    </w:p>
+    <w:p>
+      <w:pPr>
+        <w:pStyle w:val="ListParagraph"/>
+        <w:rPr>
+          <w:rFonts w:ascii="Times New Roman" w:hAnsi="Times New Roman" w:cs="Times New Roman"/>
+          <w:bCs/>
+          <w14:textOutline w14:w="0" w14:cap="flat" w14:cmpd="sng" w14:algn="ctr">
+            <w14:noFill/>
+            <w14:prstDash w14:val="solid"/>
+            <w14:round/>
+          </w14:textOutline>
+          <w14:props3d w14:extrusionH="57150" w14:contourW="0" w14:prstMaterial="softEdge">
+            <w14:bevelT w14:w="25400" w14:h="38100" w14:prst="circle"/>
+          </w14:props3d>
+        </w:rPr>
+      </w:pPr>
+      <w:r>
+        <w:rPr>
+          <w:rFonts w:ascii="Times New Roman" w:hAnsi="Times New Roman" w:cs="Times New Roman"/>
+          <w:bCs/>
+          <w14:textOutline w14:w="0" w14:cap="flat" w14:cmpd="sng" w14:algn="ctr">
+            <w14:noFill/>
+            <w14:prstDash w14:val="solid"/>
+            <w14:round/>
+          </w14:textOutline>
+          <w14:props3d w14:extrusionH="57150" w14:contourW="0" w14:prstMaterial="softEdge">
+            <w14:bevelT w14:w="25400" w14:h="38100" w14:prst="circle"/>
+          </w14:props3d>
+        </w:rPr>
+        <w:t>/</w:t>
+      </w:r>
+      <w:r>
+        <w:rPr>
+          <w:rFonts w:ascii="Times New Roman" w:hAnsi="Times New Roman" w:cs="Times New Roman"/>
+          <w:bCs/>
+          <w14:textOutline w14:w="0" w14:cap="flat" w14:cmpd="sng" w14:algn="ctr">
+            <w14:noFill/>
+            <w14:prstDash w14:val="solid"/>
+            <w14:round/>
+          </w14:textOutline>
+          <w14:props3d w14:extrusionH="57150" w14:contourW="0" w14:prstMaterial="softEdge">
+            <w14:bevelT w14:w="25400" w14:h="38100" w14:prst="circle"/>
+          </w14:props3d>
+        </w:rPr>
+        <w:tab/>
+        <w:t>Division</w:t>
+      </w:r>
+      <w:r>
+        <w:rPr>
+          <w:rFonts w:ascii="Times New Roman" w:hAnsi="Times New Roman" w:cs="Times New Roman"/>
+          <w:bCs/>
+          <w14:textOutline w14:w="0" w14:cap="flat" w14:cmpd="sng" w14:algn="ctr">
+            <w14:noFill/>
+            <w14:prstDash w14:val="solid"/>
+            <w14:round/>
+          </w14:textOutline>
+          <w14:props3d w14:extrusionH="57150" w14:contourW="0" w14:prstMaterial="softEdge">
+            <w14:bevelT w14:w="25400" w14:h="38100" w14:prst="circle"/>
+          </w14:props3d>
+        </w:rPr>
+        <w:tab/>
+        <w:t>b/a</w:t>
+      </w:r>
+    </w:p>
+    <w:p>
+      <w:pPr>
+        <w:pStyle w:val="ListParagraph"/>
+        <w:rPr>
+          <w:rFonts w:ascii="Times New Roman" w:hAnsi="Times New Roman" w:cs="Times New Roman"/>
+          <w:bCs/>
+          <w14:textOutline w14:w="0" w14:cap="flat" w14:cmpd="sng" w14:algn="ctr">
+            <w14:noFill/>
+            <w14:prstDash w14:val="solid"/>
+            <w14:round/>
+          </w14:textOutline>
+          <w14:props3d w14:extrusionH="57150" w14:contourW="0" w14:prstMaterial="softEdge">
+            <w14:bevelT w14:w="25400" w14:h="38100" w14:prst="circle"/>
+          </w14:props3d>
+        </w:rPr>
+      </w:pPr>
+      <w:r>
+        <w:rPr>
+          <w:rFonts w:ascii="Times New Roman" w:hAnsi="Times New Roman" w:cs="Times New Roman"/>
+          <w:bCs/>
+          <w14:textOutline w14:w="0" w14:cap="flat" w14:cmpd="sng" w14:algn="ctr">
+            <w14:noFill/>
+            <w14:prstDash w14:val="solid"/>
+            <w14:round/>
+          </w14:textOutline>
+          <w14:props3d w14:extrusionH="57150" w14:contourW="0" w14:prstMaterial="softEdge">
+            <w14:bevelT w14:w="25400" w14:h="38100" w14:prst="circle"/>
+          </w14:props3d>
+        </w:rPr>
+        <w:t>%</w:t>
+      </w:r>
+      <w:r>
+        <w:rPr>
+          <w:rFonts w:ascii="Times New Roman" w:hAnsi="Times New Roman" w:cs="Times New Roman"/>
+          <w:bCs/>
+          <w14:textOutline w14:w="0" w14:cap="flat" w14:cmpd="sng" w14:algn="ctr">
+            <w14:noFill/>
+            <w14:prstDash w14:val="solid"/>
+            <w14:round/>
+          </w14:textOutline>
+          <w14:props3d w14:extrusionH="57150" w14:contourW="0" w14:prstMaterial="softEdge">
+            <w14:bevelT w14:w="25400" w14:h="38100" w14:prst="circle"/>
+          </w14:props3d>
+        </w:rPr>
+        <w:tab/>
+        <w:t>Modulus</w:t>
+      </w:r>
+      <w:r>
+        <w:rPr>
+          <w:rFonts w:ascii="Times New Roman" w:hAnsi="Times New Roman" w:cs="Times New Roman"/>
+          <w:bCs/>
+          <w14:textOutline w14:w="0" w14:cap="flat" w14:cmpd="sng" w14:algn="ctr">
+            <w14:noFill/>
+            <w14:prstDash w14:val="solid"/>
+            <w14:round/>
+          </w14:textOutline>
+          <w14:props3d w14:extrusionH="57150" w14:contourW="0" w14:prstMaterial="softEdge">
+            <w14:bevelT w14:w="25400" w14:h="38100" w14:prst="circle"/>
+          </w14:props3d>
+        </w:rPr>
+        <w:tab/>
+        <w:t>b%a</w:t>
+      </w:r>
+    </w:p>
+    <w:p>
+      <w:pPr>
+        <w:pStyle w:val="ListParagraph"/>
+        <w:rPr>
+          <w:rFonts w:ascii="Times New Roman" w:hAnsi="Times New Roman" w:cs="Times New Roman"/>
+          <w:bCs/>
+          <w14:textOutline w14:w="0" w14:cap="flat" w14:cmpd="sng" w14:algn="ctr">
+            <w14:noFill/>
+            <w14:prstDash w14:val="solid"/>
+            <w14:round/>
+          </w14:textOutline>
+          <w14:props3d w14:extrusionH="57150" w14:contourW="0" w14:prstMaterial="softEdge">
+            <w14:bevelT w14:w="25400" w14:h="38100" w14:prst="circle"/>
+          </w14:props3d>
+        </w:rPr>
+      </w:pPr>
+      <w:r>
+        <w:rPr>
+          <w:rFonts w:ascii="Times New Roman" w:hAnsi="Times New Roman" w:cs="Times New Roman"/>
+          <w:bCs/>
+          <w14:textOutline w14:w="0" w14:cap="flat" w14:cmpd="sng" w14:algn="ctr">
+            <w14:noFill/>
+            <w14:prstDash w14:val="solid"/>
+            <w14:round/>
+          </w14:textOutline>
+          <w14:props3d w14:extrusionH="57150" w14:contourW="0" w14:prstMaterial="softEdge">
+            <w14:bevelT w14:w="25400" w14:h="38100" w14:prst="circle"/>
+          </w14:props3d>
+        </w:rPr>
+        <w:t>**</w:t>
+      </w:r>
+      <w:r>
+        <w:rPr>
+          <w:rFonts w:ascii="Times New Roman" w:hAnsi="Times New Roman" w:cs="Times New Roman"/>
+          <w:bCs/>
+          <w14:textOutline w14:w="0" w14:cap="flat" w14:cmpd="sng" w14:algn="ctr">
+            <w14:noFill/>
+            <w14:prstDash w14:val="solid"/>
+            <w14:round/>
+          </w14:textOutline>
+          <w14:props3d w14:extrusionH="57150" w14:contourW="0" w14:prstMaterial="softEdge">
+            <w14:bevelT w14:w="25400" w14:h="38100" w14:prst="circle"/>
+          </w14:props3d>
+        </w:rPr>
+        <w:tab/>
+        <w:t>Exponent</w:t>
+      </w:r>
+      <w:r>
+        <w:rPr>
+          <w:rFonts w:ascii="Times New Roman" w:hAnsi="Times New Roman" w:cs="Times New Roman"/>
+          <w:bCs/>
+          <w14:textOutline w14:w="0" w14:cap="flat" w14:cmpd="sng" w14:algn="ctr">
+            <w14:noFill/>
+            <w14:prstDash w14:val="solid"/>
+            <w14:round/>
+          </w14:textOutline>
+          <w14:props3d w14:extrusionH="57150" w14:contourW="0" w14:prstMaterial="softEdge">
+            <w14:bevelT w14:w="25400" w14:h="38100" w14:prst="circle"/>
+          </w14:props3d>
+        </w:rPr>
+        <w:tab/>
+      </w:r>
+      <w:r>
+        <w:rPr>
+          <w:rFonts w:ascii="Times New Roman" w:hAnsi="Times New Roman" w:cs="Times New Roman"/>
+          <w:bCs/>
+          <w14:textOutline w14:w="0" w14:cap="flat" w14:cmpd="sng" w14:algn="ctr">
+            <w14:noFill/>
+            <w14:prstDash w14:val="solid"/>
+            <w14:round/>
+          </w14:textOutline>
+          <w14:props3d w14:extrusionH="57150" w14:contourW="0" w14:prstMaterial="softEdge">
+            <w14:bevelT w14:w="25400" w14:h="38100" w14:prst="circle"/>
+          </w14:props3d>
+        </w:rPr>
+        <w:t>a**b</w:t>
+      </w:r>
+    </w:p>
+    <w:p>
+      <w:pPr>
+        <w:pStyle w:val="ListParagraph"/>
+        <w:rPr>
+          <w:rFonts w:ascii="Times New Roman" w:hAnsi="Times New Roman" w:cs="Times New Roman"/>
+          <w:bCs/>
+          <w14:textOutline w14:w="0" w14:cap="flat" w14:cmpd="sng" w14:algn="ctr">
+            <w14:noFill/>
+            <w14:prstDash w14:val="solid"/>
+            <w14:round/>
+          </w14:textOutline>
+          <w14:props3d w14:extrusionH="57150" w14:contourW="0" w14:prstMaterial="softEdge">
+            <w14:bevelT w14:w="25400" w14:h="38100" w14:prst="circle"/>
+          </w14:props3d>
+        </w:rPr>
+      </w:pPr>
+      <w:r>
+        <w:rPr>
+          <w:rFonts w:ascii="Times New Roman" w:hAnsi="Times New Roman" w:cs="Times New Roman"/>
+          <w:bCs/>
+          <w14:textOutline w14:w="0" w14:cap="flat" w14:cmpd="sng" w14:algn="ctr">
+            <w14:noFill/>
+            <w14:prstDash w14:val="solid"/>
+            <w14:round/>
+          </w14:textOutline>
+          <w14:props3d w14:extrusionH="57150" w14:contourW="0" w14:prstMaterial="softEdge">
+            <w14:bevelT w14:w="25400" w14:h="38100" w14:prst="circle"/>
+          </w14:props3d>
+        </w:rPr>
+        <w:t>//</w:t>
+      </w:r>
+      <w:r>
+        <w:rPr>
+          <w:rFonts w:ascii="Times New Roman" w:hAnsi="Times New Roman" w:cs="Times New Roman"/>
+          <w:bCs/>
+          <w14:textOutline w14:w="0" w14:cap="flat" w14:cmpd="sng" w14:algn="ctr">
+            <w14:noFill/>
+            <w14:prstDash w14:val="solid"/>
+            <w14:round/>
+          </w14:textOutline>
+          <w14:props3d w14:extrusionH="57150" w14:contourW="0" w14:prstMaterial="softEdge">
+            <w14:bevelT w14:w="25400" w14:h="38100" w14:prst="circle"/>
+          </w14:props3d>
+        </w:rPr>
+        <w:tab/>
+        <w:t>Floor Division</w:t>
+      </w:r>
+      <w:r>
+        <w:rPr>
+          <w:rFonts w:ascii="Times New Roman" w:hAnsi="Times New Roman" w:cs="Times New Roman"/>
+          <w:bCs/>
+          <w14:textOutline w14:w="0" w14:cap="flat" w14:cmpd="sng" w14:algn="ctr">
+            <w14:noFill/>
+            <w14:prstDash w14:val="solid"/>
+            <w14:round/>
+          </w14:textOutline>
+          <w14:props3d w14:extrusionH="57150" w14:contourW="0" w14:prstMaterial="softEdge">
+            <w14:bevelT w14:w="25400" w14:h="38100" w14:prst="circle"/>
+          </w14:props3d>
+        </w:rPr>
+        <w:tab/>
+        <w:t>a//b</w:t>
+      </w:r>
+    </w:p>
+    <w:p>
+      <w:pPr>
+        <w:rPr>
+          <w:rFonts w:ascii="Times New Roman" w:hAnsi="Times New Roman" w:cs="Times New Roman"/>
+          <w:bCs/>
+          <w14:textOutline w14:w="0" w14:cap="flat" w14:cmpd="sng" w14:algn="ctr">
+            <w14:noFill/>
+            <w14:prstDash w14:val="solid"/>
+            <w14:round/>
+          </w14:textOutline>
+          <w14:props3d w14:extrusionH="57150" w14:contourW="0" w14:prstMaterial="softEdge">
+            <w14:bevelT w14:w="25400" w14:h="38100" w14:prst="circle"/>
+          </w14:props3d>
+        </w:rPr>
+      </w:pPr>
+      <w:r>
+        <w:rPr>
+          <w:rFonts w:ascii="Times New Roman" w:hAnsi="Times New Roman" w:cs="Times New Roman"/>
+          <w:b/>
+          <w:color w:val="0F9ED5" w:themeColor="accent4"/>
+          <w:sz w:val="30"/>
+          <w:szCs w:val="30"/>
+          <w:u w:val="single"/>
+          <w14:textOutline w14:w="0" w14:cap="flat" w14:cmpd="sng" w14:algn="ctr">
+            <w14:noFill/>
+            <w14:prstDash w14:val="solid"/>
+            <w14:round/>
+          </w14:textOutline>
+          <w14:props3d w14:extrusionH="57150" w14:contourW="0" w14:prstMaterial="softEdge">
+            <w14:bevelT w14:w="25400" w14:h="38100" w14:prst="circle"/>
+          </w14:props3d>
+        </w:rPr>
+        <w:br w:type="page"/>
+      </w:r>
+    </w:p>
+    <w:p>
+      <w:pPr>
+        <w:jc w:val="both"/>
+        <w:rPr>
+          <w:rFonts w:ascii="Times New Roman" w:hAnsi="Times New Roman" w:cs="Times New Roman"/>
+          <w:b/>
+          <w:color w:val="0F9ED5" w:themeColor="accent4"/>
+          <w:sz w:val="30"/>
+          <w:szCs w:val="30"/>
+          <w:u w:val="single"/>
+          <w14:textOutline w14:w="0" w14:cap="flat" w14:cmpd="sng" w14:algn="ctr">
+            <w14:noFill/>
+            <w14:prstDash w14:val="solid"/>
+            <w14:round/>
+          </w14:textOutline>
+          <w14:props3d w14:extrusionH="57150" w14:contourW="0" w14:prstMaterial="softEdge">
+            <w14:bevelT w14:w="25400" w14:h="38100" w14:prst="circle"/>
+          </w14:props3d>
+        </w:rPr>
+      </w:pPr>
+      <w:r>
+        <w:rPr>
+          <w:rFonts w:ascii="Times New Roman" w:hAnsi="Times New Roman" w:cs="Times New Roman"/>
+          <w:b/>
+          <w:color w:val="0F9ED5" w:themeColor="accent4"/>
+          <w:sz w:val="30"/>
+          <w:szCs w:val="30"/>
+          <w:u w:val="single"/>
+          <w14:textOutline w14:w="0" w14:cap="flat" w14:cmpd="sng" w14:algn="ctr">
+            <w14:noFill/>
+            <w14:prstDash w14:val="solid"/>
+            <w14:round/>
+          </w14:textOutline>
+          <w14:props3d w14:extrusionH="57150" w14:contourW="0" w14:prstMaterial="softEdge">
+            <w14:bevelT w14:w="25400" w14:h="38100" w14:prst="circle"/>
+          </w14:props3d>
+        </w:rPr>
+        <w:lastRenderedPageBreak/>
         <w:t xml:space="preserve">PYTHON </w:t>
       </w:r>
       <w:r>
@@ -12767,6 +13484,95 @@
     </w:lvl>
   </w:abstractNum>
   <w:abstractNum w:abstractNumId="4" w15:restartNumberingAfterBreak="0">
+    <w:nsid w:val="35692A6A"/>
+    <w:multiLevelType w:val="hybridMultilevel"/>
+    <w:tmpl w:val="B682131C"/>
+    <w:lvl w:ilvl="0" w:tplc="04090019">
+      <w:start w:val="1"/>
+      <w:numFmt w:val="lowerLetter"/>
+      <w:lvlText w:val="%1."/>
+      <w:lvlJc w:val="left"/>
+      <w:pPr>
+        <w:ind w:left="720" w:hanging="360"/>
+      </w:pPr>
+      <w:rPr>
+        <w:rFonts w:hint="default"/>
+      </w:rPr>
+    </w:lvl>
+    <w:lvl w:ilvl="1" w:tplc="04090019" w:tentative="1">
+      <w:start w:val="1"/>
+      <w:numFmt w:val="lowerLetter"/>
+      <w:lvlText w:val="%2."/>
+      <w:lvlJc w:val="left"/>
+      <w:pPr>
+        <w:ind w:left="1440" w:hanging="360"/>
+      </w:pPr>
+    </w:lvl>
+    <w:lvl w:ilvl="2" w:tplc="0409001B" w:tentative="1">
+      <w:start w:val="1"/>
+      <w:numFmt w:val="lowerRoman"/>
+      <w:lvlText w:val="%3."/>
+      <w:lvlJc w:val="right"/>
+      <w:pPr>
+        <w:ind w:left="2160" w:hanging="180"/>
+      </w:pPr>
+    </w:lvl>
+    <w:lvl w:ilvl="3" w:tplc="0409000F" w:tentative="1">
+      <w:start w:val="1"/>
+      <w:numFmt w:val="decimal"/>
+      <w:lvlText w:val="%4."/>
+      <w:lvlJc w:val="left"/>
+      <w:pPr>
+        <w:ind w:left="2880" w:hanging="360"/>
+      </w:pPr>
+    </w:lvl>
+    <w:lvl w:ilvl="4" w:tplc="04090019" w:tentative="1">
+      <w:start w:val="1"/>
+      <w:numFmt w:val="lowerLetter"/>
+      <w:lvlText w:val="%5."/>
+      <w:lvlJc w:val="left"/>
+      <w:pPr>
+        <w:ind w:left="3600" w:hanging="360"/>
+      </w:pPr>
+    </w:lvl>
+    <w:lvl w:ilvl="5" w:tplc="0409001B" w:tentative="1">
+      <w:start w:val="1"/>
+      <w:numFmt w:val="lowerRoman"/>
+      <w:lvlText w:val="%6."/>
+      <w:lvlJc w:val="right"/>
+      <w:pPr>
+        <w:ind w:left="4320" w:hanging="180"/>
+      </w:pPr>
+    </w:lvl>
+    <w:lvl w:ilvl="6" w:tplc="0409000F" w:tentative="1">
+      <w:start w:val="1"/>
+      <w:numFmt w:val="decimal"/>
+      <w:lvlText w:val="%7."/>
+      <w:lvlJc w:val="left"/>
+      <w:pPr>
+        <w:ind w:left="5040" w:hanging="360"/>
+      </w:pPr>
+    </w:lvl>
+    <w:lvl w:ilvl="7" w:tplc="04090019" w:tentative="1">
+      <w:start w:val="1"/>
+      <w:numFmt w:val="lowerLetter"/>
+      <w:lvlText w:val="%8."/>
+      <w:lvlJc w:val="left"/>
+      <w:pPr>
+        <w:ind w:left="5760" w:hanging="360"/>
+      </w:pPr>
+    </w:lvl>
+    <w:lvl w:ilvl="8" w:tplc="0409001B" w:tentative="1">
+      <w:start w:val="1"/>
+      <w:numFmt w:val="lowerRoman"/>
+      <w:lvlText w:val="%9."/>
+      <w:lvlJc w:val="right"/>
+      <w:pPr>
+        <w:ind w:left="6480" w:hanging="180"/>
+      </w:pPr>
+    </w:lvl>
+  </w:abstractNum>
+  <w:abstractNum w:abstractNumId="5" w15:restartNumberingAfterBreak="0">
     <w:nsid w:val="46B30D01"/>
     <w:multiLevelType w:val="hybridMultilevel"/>
     <w:tmpl w:val="8732F9AC"/>
@@ -12855,7 +13661,7 @@
       </w:pPr>
     </w:lvl>
   </w:abstractNum>
-  <w:abstractNum w:abstractNumId="5" w15:restartNumberingAfterBreak="0">
+  <w:abstractNum w:abstractNumId="6" w15:restartNumberingAfterBreak="0">
     <w:nsid w:val="48A950E5"/>
     <w:multiLevelType w:val="multilevel"/>
     <w:tmpl w:val="38126FC8"/>
@@ -13004,7 +13810,7 @@
       </w:rPr>
     </w:lvl>
   </w:abstractNum>
-  <w:abstractNum w:abstractNumId="6" w15:restartNumberingAfterBreak="0">
+  <w:abstractNum w:abstractNumId="7" w15:restartNumberingAfterBreak="0">
     <w:nsid w:val="49A1714E"/>
     <w:multiLevelType w:val="multilevel"/>
     <w:tmpl w:val="0C3CBE4C"/>
@@ -13153,7 +13959,7 @@
       </w:rPr>
     </w:lvl>
   </w:abstractNum>
-  <w:abstractNum w:abstractNumId="7" w15:restartNumberingAfterBreak="0">
+  <w:abstractNum w:abstractNumId="8" w15:restartNumberingAfterBreak="0">
     <w:nsid w:val="4BF8340F"/>
     <w:multiLevelType w:val="hybridMultilevel"/>
     <w:tmpl w:val="08F87C36"/>
@@ -13266,7 +14072,120 @@
       </w:rPr>
     </w:lvl>
   </w:abstractNum>
-  <w:abstractNum w:abstractNumId="8" w15:restartNumberingAfterBreak="0">
+  <w:abstractNum w:abstractNumId="9" w15:restartNumberingAfterBreak="0">
+    <w:nsid w:val="4D881F9C"/>
+    <w:multiLevelType w:val="hybridMultilevel"/>
+    <w:tmpl w:val="0E2E5D06"/>
+    <w:lvl w:ilvl="0" w:tplc="F670C214">
+      <w:start w:val="1"/>
+      <w:numFmt w:val="bullet"/>
+      <w:lvlText w:val="-"/>
+      <w:lvlJc w:val="left"/>
+      <w:pPr>
+        <w:ind w:left="1080" w:hanging="360"/>
+      </w:pPr>
+      <w:rPr>
+        <w:rFonts w:ascii="Times New Roman" w:eastAsiaTheme="minorHAnsi" w:hAnsi="Times New Roman" w:cs="Times New Roman" w:hint="default"/>
+      </w:rPr>
+    </w:lvl>
+    <w:lvl w:ilvl="1" w:tplc="04090003" w:tentative="1">
+      <w:start w:val="1"/>
+      <w:numFmt w:val="bullet"/>
+      <w:lvlText w:val="o"/>
+      <w:lvlJc w:val="left"/>
+      <w:pPr>
+        <w:ind w:left="1800" w:hanging="360"/>
+      </w:pPr>
+      <w:rPr>
+        <w:rFonts w:ascii="Courier New" w:hAnsi="Courier New" w:cs="Courier New" w:hint="default"/>
+      </w:rPr>
+    </w:lvl>
+    <w:lvl w:ilvl="2" w:tplc="04090005" w:tentative="1">
+      <w:start w:val="1"/>
+      <w:numFmt w:val="bullet"/>
+      <w:lvlText w:val=""/>
+      <w:lvlJc w:val="left"/>
+      <w:pPr>
+        <w:ind w:left="2520" w:hanging="360"/>
+      </w:pPr>
+      <w:rPr>
+        <w:rFonts w:ascii="Wingdings" w:hAnsi="Wingdings" w:hint="default"/>
+      </w:rPr>
+    </w:lvl>
+    <w:lvl w:ilvl="3" w:tplc="04090001" w:tentative="1">
+      <w:start w:val="1"/>
+      <w:numFmt w:val="bullet"/>
+      <w:lvlText w:val=""/>
+      <w:lvlJc w:val="left"/>
+      <w:pPr>
+        <w:ind w:left="3240" w:hanging="360"/>
+      </w:pPr>
+      <w:rPr>
+        <w:rFonts w:ascii="Symbol" w:hAnsi="Symbol" w:hint="default"/>
+      </w:rPr>
+    </w:lvl>
+    <w:lvl w:ilvl="4" w:tplc="04090003" w:tentative="1">
+      <w:start w:val="1"/>
+      <w:numFmt w:val="bullet"/>
+      <w:lvlText w:val="o"/>
+      <w:lvlJc w:val="left"/>
+      <w:pPr>
+        <w:ind w:left="3960" w:hanging="360"/>
+      </w:pPr>
+      <w:rPr>
+        <w:rFonts w:ascii="Courier New" w:hAnsi="Courier New" w:cs="Courier New" w:hint="default"/>
+      </w:rPr>
+    </w:lvl>
+    <w:lvl w:ilvl="5" w:tplc="04090005" w:tentative="1">
+      <w:start w:val="1"/>
+      <w:numFmt w:val="bullet"/>
+      <w:lvlText w:val=""/>
+      <w:lvlJc w:val="left"/>
+      <w:pPr>
+        <w:ind w:left="4680" w:hanging="360"/>
+      </w:pPr>
+      <w:rPr>
+        <w:rFonts w:ascii="Wingdings" w:hAnsi="Wingdings" w:hint="default"/>
+      </w:rPr>
+    </w:lvl>
+    <w:lvl w:ilvl="6" w:tplc="04090001" w:tentative="1">
+      <w:start w:val="1"/>
+      <w:numFmt w:val="bullet"/>
+      <w:lvlText w:val=""/>
+      <w:lvlJc w:val="left"/>
+      <w:pPr>
+        <w:ind w:left="5400" w:hanging="360"/>
+      </w:pPr>
+      <w:rPr>
+        <w:rFonts w:ascii="Symbol" w:hAnsi="Symbol" w:hint="default"/>
+      </w:rPr>
+    </w:lvl>
+    <w:lvl w:ilvl="7" w:tplc="04090003" w:tentative="1">
+      <w:start w:val="1"/>
+      <w:numFmt w:val="bullet"/>
+      <w:lvlText w:val="o"/>
+      <w:lvlJc w:val="left"/>
+      <w:pPr>
+        <w:ind w:left="6120" w:hanging="360"/>
+      </w:pPr>
+      <w:rPr>
+        <w:rFonts w:ascii="Courier New" w:hAnsi="Courier New" w:cs="Courier New" w:hint="default"/>
+      </w:rPr>
+    </w:lvl>
+    <w:lvl w:ilvl="8" w:tplc="04090005" w:tentative="1">
+      <w:start w:val="1"/>
+      <w:numFmt w:val="bullet"/>
+      <w:lvlText w:val=""/>
+      <w:lvlJc w:val="left"/>
+      <w:pPr>
+        <w:ind w:left="6840" w:hanging="360"/>
+      </w:pPr>
+      <w:rPr>
+        <w:rFonts w:ascii="Wingdings" w:hAnsi="Wingdings" w:hint="default"/>
+      </w:rPr>
+    </w:lvl>
+  </w:abstractNum>
+  <w:abstractNum w:abstractNumId="10" w15:restartNumberingAfterBreak="0">
     <w:nsid w:val="53163906"/>
     <w:multiLevelType w:val="multilevel"/>
     <w:tmpl w:val="A2984BD2"/>
@@ -13415,7 +14334,7 @@
       </w:rPr>
     </w:lvl>
   </w:abstractNum>
-  <w:abstractNum w:abstractNumId="9" w15:restartNumberingAfterBreak="0">
+  <w:abstractNum w:abstractNumId="11" w15:restartNumberingAfterBreak="0">
     <w:nsid w:val="5457540D"/>
     <w:multiLevelType w:val="multilevel"/>
     <w:tmpl w:val="94D8A3EA"/>
@@ -13564,7 +14483,7 @@
       </w:rPr>
     </w:lvl>
   </w:abstractNum>
-  <w:abstractNum w:abstractNumId="10" w15:restartNumberingAfterBreak="0">
+  <w:abstractNum w:abstractNumId="12" w15:restartNumberingAfterBreak="0">
     <w:nsid w:val="55D756A4"/>
     <w:multiLevelType w:val="multilevel"/>
     <w:tmpl w:val="3838238A"/>
@@ -13713,7 +14632,7 @@
       </w:rPr>
     </w:lvl>
   </w:abstractNum>
-  <w:abstractNum w:abstractNumId="11" w15:restartNumberingAfterBreak="0">
+  <w:abstractNum w:abstractNumId="13" w15:restartNumberingAfterBreak="0">
     <w:nsid w:val="57E82A90"/>
     <w:multiLevelType w:val="hybridMultilevel"/>
     <w:tmpl w:val="F2461796"/>
@@ -13825,7 +14744,100 @@
       </w:rPr>
     </w:lvl>
   </w:abstractNum>
-  <w:abstractNum w:abstractNumId="12" w15:restartNumberingAfterBreak="0">
+  <w:abstractNum w:abstractNumId="14" w15:restartNumberingAfterBreak="0">
+    <w:nsid w:val="58376C23"/>
+    <w:multiLevelType w:val="hybridMultilevel"/>
+    <w:tmpl w:val="887EE598"/>
+    <w:lvl w:ilvl="0" w:tplc="0526F256">
+      <w:start w:val="1"/>
+      <w:numFmt w:val="decimal"/>
+      <w:lvlText w:val="%1."/>
+      <w:lvlJc w:val="left"/>
+      <w:pPr>
+        <w:ind w:left="720" w:hanging="360"/>
+      </w:pPr>
+      <w:rPr>
+        <w:rFonts w:hint="default"/>
+        <w:b w:val="0"/>
+        <w:color w:val="auto"/>
+        <w:sz w:val="24"/>
+        <w:u w:val="none"/>
+      </w:rPr>
+    </w:lvl>
+    <w:lvl w:ilvl="1" w:tplc="04090019" w:tentative="1">
+      <w:start w:val="1"/>
+      <w:numFmt w:val="lowerLetter"/>
+      <w:lvlText w:val="%2."/>
+      <w:lvlJc w:val="left"/>
+      <w:pPr>
+        <w:ind w:left="1440" w:hanging="360"/>
+      </w:pPr>
+    </w:lvl>
+    <w:lvl w:ilvl="2" w:tplc="0409001B" w:tentative="1">
+      <w:start w:val="1"/>
+      <w:numFmt w:val="lowerRoman"/>
+      <w:lvlText w:val="%3."/>
+      <w:lvlJc w:val="right"/>
+      <w:pPr>
+        <w:ind w:left="2160" w:hanging="180"/>
+      </w:pPr>
+    </w:lvl>
+    <w:lvl w:ilvl="3" w:tplc="0409000F" w:tentative="1">
+      <w:start w:val="1"/>
+      <w:numFmt w:val="decimal"/>
+      <w:lvlText w:val="%4."/>
+      <w:lvlJc w:val="left"/>
+      <w:pPr>
+        <w:ind w:left="2880" w:hanging="360"/>
+      </w:pPr>
+    </w:lvl>
+    <w:lvl w:ilvl="4" w:tplc="04090019" w:tentative="1">
+      <w:start w:val="1"/>
+      <w:numFmt w:val="lowerLetter"/>
+      <w:lvlText w:val="%5."/>
+      <w:lvlJc w:val="left"/>
+      <w:pPr>
+        <w:ind w:left="3600" w:hanging="360"/>
+      </w:pPr>
+    </w:lvl>
+    <w:lvl w:ilvl="5" w:tplc="0409001B" w:tentative="1">
+      <w:start w:val="1"/>
+      <w:numFmt w:val="lowerRoman"/>
+      <w:lvlText w:val="%6."/>
+      <w:lvlJc w:val="right"/>
+      <w:pPr>
+        <w:ind w:left="4320" w:hanging="180"/>
+      </w:pPr>
+    </w:lvl>
+    <w:lvl w:ilvl="6" w:tplc="0409000F" w:tentative="1">
+      <w:start w:val="1"/>
+      <w:numFmt w:val="decimal"/>
+      <w:lvlText w:val="%7."/>
+      <w:lvlJc w:val="left"/>
+      <w:pPr>
+        <w:ind w:left="5040" w:hanging="360"/>
+      </w:pPr>
+    </w:lvl>
+    <w:lvl w:ilvl="7" w:tplc="04090019" w:tentative="1">
+      <w:start w:val="1"/>
+      <w:numFmt w:val="lowerLetter"/>
+      <w:lvlText w:val="%8."/>
+      <w:lvlJc w:val="left"/>
+      <w:pPr>
+        <w:ind w:left="5760" w:hanging="360"/>
+      </w:pPr>
+    </w:lvl>
+    <w:lvl w:ilvl="8" w:tplc="0409001B" w:tentative="1">
+      <w:start w:val="1"/>
+      <w:numFmt w:val="lowerRoman"/>
+      <w:lvlText w:val="%9."/>
+      <w:lvlJc w:val="right"/>
+      <w:pPr>
+        <w:ind w:left="6480" w:hanging="180"/>
+      </w:pPr>
+    </w:lvl>
+  </w:abstractNum>
+  <w:abstractNum w:abstractNumId="15" w15:restartNumberingAfterBreak="0">
     <w:nsid w:val="61793139"/>
     <w:multiLevelType w:val="hybridMultilevel"/>
     <w:tmpl w:val="2A349A6E"/>
@@ -13914,7 +14926,7 @@
       </w:pPr>
     </w:lvl>
   </w:abstractNum>
-  <w:abstractNum w:abstractNumId="13" w15:restartNumberingAfterBreak="0">
+  <w:abstractNum w:abstractNumId="16" w15:restartNumberingAfterBreak="0">
     <w:nsid w:val="617C2C71"/>
     <w:multiLevelType w:val="hybridMultilevel"/>
     <w:tmpl w:val="598CB8C4"/>
@@ -14003,7 +15015,7 @@
       </w:pPr>
     </w:lvl>
   </w:abstractNum>
-  <w:abstractNum w:abstractNumId="14" w15:restartNumberingAfterBreak="0">
+  <w:abstractNum w:abstractNumId="17" w15:restartNumberingAfterBreak="0">
     <w:nsid w:val="636F7791"/>
     <w:multiLevelType w:val="multilevel"/>
     <w:tmpl w:val="A5A097AE"/>
@@ -14152,7 +15164,7 @@
       </w:rPr>
     </w:lvl>
   </w:abstractNum>
-  <w:abstractNum w:abstractNumId="15" w15:restartNumberingAfterBreak="0">
+  <w:abstractNum w:abstractNumId="18" w15:restartNumberingAfterBreak="0">
     <w:nsid w:val="709C4DA1"/>
     <w:multiLevelType w:val="multilevel"/>
     <w:tmpl w:val="A420DA6A"/>
@@ -14301,7 +15313,7 @@
       </w:rPr>
     </w:lvl>
   </w:abstractNum>
-  <w:abstractNum w:abstractNumId="16" w15:restartNumberingAfterBreak="0">
+  <w:abstractNum w:abstractNumId="19" w15:restartNumberingAfterBreak="0">
     <w:nsid w:val="7A013B82"/>
     <w:multiLevelType w:val="multilevel"/>
     <w:tmpl w:val="4D4272B6"/>
@@ -14450,56 +15462,157 @@
       </w:rPr>
     </w:lvl>
   </w:abstractNum>
+  <w:abstractNum w:abstractNumId="20" w15:restartNumberingAfterBreak="0">
+    <w:nsid w:val="7A196595"/>
+    <w:multiLevelType w:val="hybridMultilevel"/>
+    <w:tmpl w:val="6574B308"/>
+    <w:lvl w:ilvl="0" w:tplc="0409000F">
+      <w:start w:val="1"/>
+      <w:numFmt w:val="decimal"/>
+      <w:lvlText w:val="%1."/>
+      <w:lvlJc w:val="left"/>
+      <w:pPr>
+        <w:ind w:left="720" w:hanging="360"/>
+      </w:pPr>
+      <w:rPr>
+        <w:rFonts w:hint="default"/>
+      </w:rPr>
+    </w:lvl>
+    <w:lvl w:ilvl="1" w:tplc="04090019" w:tentative="1">
+      <w:start w:val="1"/>
+      <w:numFmt w:val="lowerLetter"/>
+      <w:lvlText w:val="%2."/>
+      <w:lvlJc w:val="left"/>
+      <w:pPr>
+        <w:ind w:left="1440" w:hanging="360"/>
+      </w:pPr>
+    </w:lvl>
+    <w:lvl w:ilvl="2" w:tplc="0409001B" w:tentative="1">
+      <w:start w:val="1"/>
+      <w:numFmt w:val="lowerRoman"/>
+      <w:lvlText w:val="%3."/>
+      <w:lvlJc w:val="right"/>
+      <w:pPr>
+        <w:ind w:left="2160" w:hanging="180"/>
+      </w:pPr>
+    </w:lvl>
+    <w:lvl w:ilvl="3" w:tplc="0409000F" w:tentative="1">
+      <w:start w:val="1"/>
+      <w:numFmt w:val="decimal"/>
+      <w:lvlText w:val="%4."/>
+      <w:lvlJc w:val="left"/>
+      <w:pPr>
+        <w:ind w:left="2880" w:hanging="360"/>
+      </w:pPr>
+    </w:lvl>
+    <w:lvl w:ilvl="4" w:tplc="04090019" w:tentative="1">
+      <w:start w:val="1"/>
+      <w:numFmt w:val="lowerLetter"/>
+      <w:lvlText w:val="%5."/>
+      <w:lvlJc w:val="left"/>
+      <w:pPr>
+        <w:ind w:left="3600" w:hanging="360"/>
+      </w:pPr>
+    </w:lvl>
+    <w:lvl w:ilvl="5" w:tplc="0409001B" w:tentative="1">
+      <w:start w:val="1"/>
+      <w:numFmt w:val="lowerRoman"/>
+      <w:lvlText w:val="%6."/>
+      <w:lvlJc w:val="right"/>
+      <w:pPr>
+        <w:ind w:left="4320" w:hanging="180"/>
+      </w:pPr>
+    </w:lvl>
+    <w:lvl w:ilvl="6" w:tplc="0409000F" w:tentative="1">
+      <w:start w:val="1"/>
+      <w:numFmt w:val="decimal"/>
+      <w:lvlText w:val="%7."/>
+      <w:lvlJc w:val="left"/>
+      <w:pPr>
+        <w:ind w:left="5040" w:hanging="360"/>
+      </w:pPr>
+    </w:lvl>
+    <w:lvl w:ilvl="7" w:tplc="04090019" w:tentative="1">
+      <w:start w:val="1"/>
+      <w:numFmt w:val="lowerLetter"/>
+      <w:lvlText w:val="%8."/>
+      <w:lvlJc w:val="left"/>
+      <w:pPr>
+        <w:ind w:left="5760" w:hanging="360"/>
+      </w:pPr>
+    </w:lvl>
+    <w:lvl w:ilvl="8" w:tplc="0409001B" w:tentative="1">
+      <w:start w:val="1"/>
+      <w:numFmt w:val="lowerRoman"/>
+      <w:lvlText w:val="%9."/>
+      <w:lvlJc w:val="right"/>
+      <w:pPr>
+        <w:ind w:left="6480" w:hanging="180"/>
+      </w:pPr>
+    </w:lvl>
+  </w:abstractNum>
   <w:num w:numId="1" w16cid:durableId="699748558">
-    <w:abstractNumId w:val="11"/>
+    <w:abstractNumId w:val="13"/>
   </w:num>
   <w:num w:numId="2" w16cid:durableId="532498079">
-    <w:abstractNumId w:val="16"/>
+    <w:abstractNumId w:val="19"/>
   </w:num>
   <w:num w:numId="3" w16cid:durableId="349186740">
     <w:abstractNumId w:val="1"/>
   </w:num>
   <w:num w:numId="4" w16cid:durableId="1748840077">
-    <w:abstractNumId w:val="15"/>
+    <w:abstractNumId w:val="18"/>
   </w:num>
   <w:num w:numId="5" w16cid:durableId="503907389">
     <w:abstractNumId w:val="0"/>
   </w:num>
   <w:num w:numId="6" w16cid:durableId="1888056538">
-    <w:abstractNumId w:val="10"/>
+    <w:abstractNumId w:val="12"/>
   </w:num>
   <w:num w:numId="7" w16cid:durableId="1984041462">
     <w:abstractNumId w:val="2"/>
   </w:num>
   <w:num w:numId="8" w16cid:durableId="1881670169">
-    <w:abstractNumId w:val="6"/>
+    <w:abstractNumId w:val="7"/>
   </w:num>
   <w:num w:numId="9" w16cid:durableId="506217504">
     <w:abstractNumId w:val="3"/>
   </w:num>
   <w:num w:numId="10" w16cid:durableId="130638802">
+    <w:abstractNumId w:val="10"/>
+  </w:num>
+  <w:num w:numId="11" w16cid:durableId="1604260203">
+    <w:abstractNumId w:val="6"/>
+  </w:num>
+  <w:num w:numId="12" w16cid:durableId="905918332">
+    <w:abstractNumId w:val="17"/>
+  </w:num>
+  <w:num w:numId="13" w16cid:durableId="1803644943">
+    <w:abstractNumId w:val="11"/>
+  </w:num>
+  <w:num w:numId="14" w16cid:durableId="847788707">
+    <w:abstractNumId w:val="5"/>
+  </w:num>
+  <w:num w:numId="15" w16cid:durableId="1255745776">
     <w:abstractNumId w:val="8"/>
   </w:num>
-  <w:num w:numId="11" w16cid:durableId="1604260203">
-    <w:abstractNumId w:val="5"/>
+  <w:num w:numId="16" w16cid:durableId="1238638594">
+    <w:abstractNumId w:val="15"/>
   </w:num>
-  <w:num w:numId="12" w16cid:durableId="905918332">
+  <w:num w:numId="17" w16cid:durableId="1316758360">
+    <w:abstractNumId w:val="16"/>
+  </w:num>
+  <w:num w:numId="18" w16cid:durableId="428431682">
     <w:abstractNumId w:val="14"/>
   </w:num>
-  <w:num w:numId="13" w16cid:durableId="1803644943">
-    <w:abstractNumId w:val="9"/>
+  <w:num w:numId="19" w16cid:durableId="550337979">
+    <w:abstractNumId w:val="20"/>
   </w:num>
-  <w:num w:numId="14" w16cid:durableId="847788707">
+  <w:num w:numId="20" w16cid:durableId="1822698640">
     <w:abstractNumId w:val="4"/>
   </w:num>
-  <w:num w:numId="15" w16cid:durableId="1255745776">
-    <w:abstractNumId w:val="7"/>
-  </w:num>
-  <w:num w:numId="16" w16cid:durableId="1238638594">
-    <w:abstractNumId w:val="12"/>
-  </w:num>
-  <w:num w:numId="17" w16cid:durableId="1316758360">
-    <w:abstractNumId w:val="13"/>
+  <w:num w:numId="21" w16cid:durableId="718675182">
+    <w:abstractNumId w:val="9"/>
   </w:num>
 </w:numbering>
 </file>
@@ -15812,4 +16925,16 @@
     </a:ext>
   </a:extLst>
 </a:theme>
+</file>
+
+<file path=customXml/item1.xml><?xml version="1.0" encoding="utf-8"?>
+<b:Sources xmlns:b="http://schemas.openxmlformats.org/officeDocument/2006/bibliography" xmlns="http://schemas.openxmlformats.org/officeDocument/2006/bibliography" SelectedStyle="\APASixthEditionOfficeOnline.xsl" StyleName="APA" Version="6"/>
+</file>
+
+<file path=customXml/itemProps1.xml><?xml version="1.0" encoding="utf-8"?>
+<ds:datastoreItem xmlns:ds="http://schemas.openxmlformats.org/officeDocument/2006/customXml" ds:itemID="{29EC323D-713D-4FA8-BDA3-54E7CFFE8873}">
+  <ds:schemaRefs>
+    <ds:schemaRef ds:uri="http://schemas.openxmlformats.org/officeDocument/2006/bibliography"/>
+  </ds:schemaRefs>
+</ds:datastoreItem>
 </file>